--- a/public/templates/template_avisos.docx
+++ b/public/templates/template_avisos.docx
@@ -1324,7 +1324,7 @@
     <w:tbl>
       <w:tblPr>
         <w:tblStyle w:val="TableGrid"/>
-        <w:tblW w:w="13759" w:type="dxa"/>
+        <w:tblW w:w="13745" w:type="dxa"/>
         <w:tblInd w:w="-28" w:type="dxa"/>
         <w:tblCellMar>
           <w:top w:w="18" w:type="dxa"/>
@@ -1334,17 +1334,17 @@
         <w:tblLook w:val="04A0" w:firstRow="1" w:lastRow="0" w:firstColumn="1" w:lastColumn="0" w:noHBand="0" w:noVBand="1"/>
       </w:tblPr>
       <w:tblGrid>
-        <w:gridCol w:w="3746"/>
-        <w:gridCol w:w="4739"/>
-        <w:gridCol w:w="5274"/>
+        <w:gridCol w:w="3742"/>
+        <w:gridCol w:w="4734"/>
+        <w:gridCol w:w="5269"/>
       </w:tblGrid>
       <w:tr>
         <w:trPr>
-          <w:trHeight w:val="425"/>
+          <w:trHeight w:val="332"/>
         </w:trPr>
         <w:tc>
           <w:tcPr>
-            <w:tcW w:w="3746" w:type="dxa"/>
+            <w:tcW w:w="3742" w:type="dxa"/>
             <w:tcBorders>
               <w:top w:val="single" w:sz="6" w:space="0" w:color="000000"/>
               <w:left w:val="single" w:sz="6" w:space="0" w:color="000000"/>
@@ -1386,7 +1386,7 @@
         </w:tc>
         <w:tc>
           <w:tcPr>
-            <w:tcW w:w="4739" w:type="dxa"/>
+            <w:tcW w:w="4734" w:type="dxa"/>
             <w:tcBorders>
               <w:top w:val="single" w:sz="6" w:space="0" w:color="000000"/>
               <w:left w:val="single" w:sz="6" w:space="0" w:color="000000"/>
@@ -1412,7 +1412,7 @@
         </w:tc>
         <w:tc>
           <w:tcPr>
-            <w:tcW w:w="5274" w:type="dxa"/>
+            <w:tcW w:w="5269" w:type="dxa"/>
             <w:tcBorders>
               <w:top w:val="single" w:sz="6" w:space="0" w:color="000000"/>
               <w:left w:val="single" w:sz="6" w:space="0" w:color="000000"/>
@@ -1455,11 +1455,11 @@
       </w:tr>
       <w:tr>
         <w:trPr>
-          <w:trHeight w:val="1193"/>
+          <w:trHeight w:hRule="exact" w:val="1168"/>
         </w:trPr>
         <w:tc>
           <w:tcPr>
-            <w:tcW w:w="3746" w:type="dxa"/>
+            <w:tcW w:w="3742" w:type="dxa"/>
             <w:tcBorders>
               <w:top w:val="single" w:sz="6" w:space="0" w:color="000000"/>
               <w:left w:val="single" w:sz="6" w:space="0" w:color="000000"/>
@@ -1470,14 +1470,14 @@
           </w:tcPr>
           <w:p>
             <w:pPr>
-              <w:spacing w:after="160" w:line="259" w:lineRule="auto"/>
+              <w:spacing w:before="900" w:after="900"/>
               <w:ind w:left="0" w:right="0" w:firstLine="0"/>
             </w:pPr>
           </w:p>
         </w:tc>
         <w:tc>
           <w:tcPr>
-            <w:tcW w:w="4739" w:type="dxa"/>
+            <w:tcW w:w="4734" w:type="dxa"/>
             <w:tcBorders>
               <w:top w:val="single" w:sz="6" w:space="0" w:color="000000"/>
               <w:left w:val="single" w:sz="6" w:space="0" w:color="000000"/>
@@ -1488,14 +1488,14 @@
           </w:tcPr>
           <w:p>
             <w:pPr>
-              <w:spacing w:after="160" w:line="259" w:lineRule="auto"/>
+              <w:spacing w:before="900" w:after="900"/>
               <w:ind w:left="0" w:right="0" w:firstLine="0"/>
             </w:pPr>
           </w:p>
         </w:tc>
         <w:tc>
           <w:tcPr>
-            <w:tcW w:w="5274" w:type="dxa"/>
+            <w:tcW w:w="5269" w:type="dxa"/>
             <w:tcBorders>
               <w:top w:val="single" w:sz="6" w:space="0" w:color="000000"/>
               <w:left w:val="single" w:sz="6" w:space="0" w:color="000000"/>
@@ -1506,7 +1506,7 @@
           </w:tcPr>
           <w:p>
             <w:pPr>
-              <w:spacing w:after="160" w:line="259" w:lineRule="auto"/>
+              <w:spacing w:before="900" w:after="900"/>
               <w:ind w:left="0" w:right="0" w:firstLine="0"/>
             </w:pPr>
           </w:p>
@@ -1514,11 +1514,11 @@
       </w:tr>
       <w:tr>
         <w:trPr>
-          <w:trHeight w:val="238"/>
+          <w:trHeight w:val="186"/>
         </w:trPr>
         <w:tc>
           <w:tcPr>
-            <w:tcW w:w="3746" w:type="dxa"/>
+            <w:tcW w:w="3742" w:type="dxa"/>
             <w:tcBorders>
               <w:top w:val="single" w:sz="6" w:space="0" w:color="000000"/>
               <w:left w:val="nil"/>
@@ -1536,7 +1536,7 @@
         </w:tc>
         <w:tc>
           <w:tcPr>
-            <w:tcW w:w="4739" w:type="dxa"/>
+            <w:tcW w:w="4734" w:type="dxa"/>
             <w:tcBorders>
               <w:top w:val="single" w:sz="6" w:space="0" w:color="000000"/>
               <w:left w:val="nil"/>
@@ -1554,7 +1554,7 @@
         </w:tc>
         <w:tc>
           <w:tcPr>
-            <w:tcW w:w="5274" w:type="dxa"/>
+            <w:tcW w:w="5269" w:type="dxa"/>
             <w:tcBorders>
               <w:top w:val="single" w:sz="6" w:space="0" w:color="000000"/>
               <w:left w:val="nil"/>

--- a/public/templates/template_avisos.docx
+++ b/public/templates/template_avisos.docx
@@ -295,7 +295,7 @@
           <w:b/>
           <w:sz w:val="22"/>
         </w:rPr>
-        <w:t>ORDEN DE TRABAJO - AVISOS DE VERIFICACIÓN DEL SISTEMA DE MEDICIÓN POR P-227 - ITEM 4</w:t>
+        <w:t>ORDEN DE TRABAJO - AVISOS DE VERIFICACIÓN DEL SISTEMA DE MEDICIÓN POR P-227 - {item}</w:t>
       </w:r>
     </w:p>
     <w:tbl>

--- a/public/templates/template_avisos.docx
+++ b/public/templates/template_avisos.docx
@@ -295,7 +295,39 @@
           <w:b/>
           <w:sz w:val="22"/>
         </w:rPr>
-        <w:t>ORDEN DE TRABAJO - AVISOS DE VERIFICACIÓN DEL SISTEMA DE MEDICIÓN POR P-227 - {item}</w:t>
+        <w:t xml:space="preserve">ORDEN DE TRABAJO </w:t>
+      </w:r>
+      <w:r>
+        <w:rPr>
+          <w:rFonts w:ascii="Arial" w:eastAsia="Arial" w:hAnsi="Arial" w:cs="Arial"/>
+          <w:b/>
+          <w:sz w:val="22"/>
+        </w:rPr>
+        <w:t>–</w:t>
+      </w:r>
+      <w:r>
+        <w:rPr>
+          <w:rFonts w:ascii="Arial" w:eastAsia="Arial" w:hAnsi="Arial" w:cs="Arial"/>
+          <w:b/>
+          <w:sz w:val="22"/>
+        </w:rPr>
+        <w:t xml:space="preserve"> </w:t>
+      </w:r>
+      <w:r>
+        <w:rPr>
+          <w:rFonts w:ascii="Arial" w:eastAsia="Arial" w:hAnsi="Arial" w:cs="Arial"/>
+          <w:b/>
+          <w:sz w:val="22"/>
+        </w:rPr>
+        <w:t xml:space="preserve">CAMBIOS Y </w:t>
+      </w:r>
+      <w:r>
+        <w:rPr>
+          <w:rFonts w:ascii="Arial" w:eastAsia="Arial" w:hAnsi="Arial" w:cs="Arial"/>
+          <w:b/>
+          <w:sz w:val="22"/>
+        </w:rPr>
+        <w:t>AVISOS DE VERIFICACIÓN DEL SISTEMA DE MEDICIÓN POR P-227 - {item}</w:t>
       </w:r>
     </w:p>
     <w:tbl>
@@ -1087,12 +1119,17 @@
             <w:pPr>
               <w:spacing w:after="0" w:line="259" w:lineRule="auto"/>
               <w:ind w:left="0" w:right="0" w:firstLine="0"/>
-            </w:pPr>
-            <w:r>
               <w:rPr>
                 <w:b/>
-              </w:rPr>
-              <w:t>{ac}</w:t>
+                <w:bCs/>
+              </w:rPr>
+            </w:pPr>
+            <w:r>
+              <w:rPr>
+                <w:b/>
+                <w:bCs/>
+              </w:rPr>
+              <w:t>AVISOS DEVERIFICACION POSTERIOR DE MEDIDORES Y CAMBIO DE MEDIDORES DEFECTUOSOS</w:t>
             </w:r>
           </w:p>
         </w:tc>
